--- a/docs/Report_RekamKu.docx
+++ b/docs/Report_RekamKu.docx
@@ -107,7 +107,76 @@
           <w:szCs w:val="16"/>
           <w:rtl w:val="0"/>
         </w:rPr>
-        <w:t xml:space="preserve">Repository: https://github.com/mashitaaa/RekamKu | Website : https://rekamku.pythonanywhere.com </w:t>
+        <w:t xml:space="preserve">Repository: </w:t>
+      </w:r>
+      <w:hyperlink r:id="rId7">
+        <w:r>
+          <w:rPr>
+            <w:rFonts w:ascii="Times New Roman" w:cs="Times New Roman" w:eastAsia="Times New Roman" w:hAnsi="Times New Roman"/>
+            <w:color w:val="1155cc"/>
+            <w:sz w:val="16"/>
+            <w:szCs w:val="16"/>
+            <w:u w:val="single"/>
+            <w:rtl w:val="0"/>
+          </w:rPr>
+          <w:t xml:space="preserve">https://github.com/mashitaaa/RekamKu</w:t>
+        </w:r>
+      </w:hyperlink>
+      <w:r>
+        <w:rPr>
+          <w:rFonts w:ascii="Times New Roman" w:cs="Times New Roman" w:eastAsia="Times New Roman" w:hAnsi="Times New Roman"/>
+          <w:color w:val="1d2a27"/>
+          <w:sz w:val="16"/>
+          <w:szCs w:val="16"/>
+          <w:rtl w:val="0"/>
+        </w:rPr>
+        <w:t xml:space="preserve"> | Website : </w:t>
+      </w:r>
+      <w:hyperlink r:id="rId8">
+        <w:r>
+          <w:rPr>
+            <w:rFonts w:ascii="Times New Roman" w:cs="Times New Roman" w:eastAsia="Times New Roman" w:hAnsi="Times New Roman"/>
+            <w:color w:val="1155cc"/>
+            <w:sz w:val="16"/>
+            <w:szCs w:val="16"/>
+            <w:u w:val="single"/>
+            <w:rtl w:val="0"/>
+          </w:rPr>
+          <w:t xml:space="preserve">https://rekamku.pythonanywhere.com</w:t>
+        </w:r>
+      </w:hyperlink>
+      <w:r>
+        <w:rPr>
+          <w:rFonts w:ascii="Times New Roman" w:cs="Times New Roman" w:eastAsia="Times New Roman" w:hAnsi="Times New Roman"/>
+          <w:color w:val="1d2a27"/>
+          <w:sz w:val="16"/>
+          <w:szCs w:val="16"/>
+          <w:rtl w:val="0"/>
+        </w:rPr>
+        <w:t xml:space="preserve"> | AI Usage : </w:t>
+      </w:r>
+      <w:hyperlink r:id="rId9">
+        <w:r>
+          <w:rPr>
+            <w:rFonts w:ascii="Times New Roman" w:cs="Times New Roman" w:eastAsia="Times New Roman" w:hAnsi="Times New Roman"/>
+            <w:color w:val="1155cc"/>
+            <w:sz w:val="16"/>
+            <w:szCs w:val="16"/>
+            <w:u w:val="single"/>
+            <w:rtl w:val="0"/>
+          </w:rPr>
+          <w:t xml:space="preserve">https://github.com/mashitaaa/RekamKu/blob/main/docs/AI_USAGE.md</w:t>
+        </w:r>
+      </w:hyperlink>
+      <w:r>
+        <w:rPr>
+          <w:rFonts w:ascii="Times New Roman" w:cs="Times New Roman" w:eastAsia="Times New Roman" w:hAnsi="Times New Roman"/>
+          <w:color w:val="1d2a27"/>
+          <w:sz w:val="16"/>
+          <w:szCs w:val="16"/>
+          <w:rtl w:val="0"/>
+        </w:rPr>
+        <w:t xml:space="preserve"> </w:t>
       </w:r>
     </w:p>
     <w:p>
@@ -1150,7 +1219,7 @@
             </w:pPr>
             <w:sdt>
               <w:sdtPr>
-                <w:id w:val="-1529493253"/>
+                <w:id w:val="-160443147"/>
                 <w:tag w:val="goog_rdk_0"/>
               </w:sdtPr>
               <w:sdtContent>
@@ -1778,7 +1847,7 @@
             </w:pPr>
             <w:sdt>
               <w:sdtPr>
-                <w:id w:val="-1578675083"/>
+                <w:id w:val="-763392327"/>
                 <w:tag w:val="goog_rdk_1"/>
               </w:sdtPr>
               <w:sdtContent>
@@ -1949,7 +2018,7 @@
             </w:pPr>
             <w:sdt>
               <w:sdtPr>
-                <w:id w:val="-208419503"/>
+                <w:id w:val="-1165428264"/>
                 <w:tag w:val="goog_rdk_2"/>
               </w:sdtPr>
               <w:sdtContent>
@@ -2425,7 +2494,7 @@
                     <pic:cNvPicPr preferRelativeResize="0"/>
                   </pic:nvPicPr>
                   <pic:blipFill>
-                    <a:blip r:embed="rId7"/>
+                    <a:blip r:embed="rId10"/>
                     <a:srcRect b="0" l="212" r="212" t="0"/>
                     <a:stretch>
                       <a:fillRect/>
